--- a/Отчет по контрольной работе №1.docx
+++ b/Отчет по контрольной работе №1.docx
@@ -640,8 +640,6 @@
         </w:rPr>
         <w:t>граммирования на примере м</w:t>
       </w:r>
-      <w:bookmarkStart w:id="0" w:name="_GoBack"/>
-      <w:bookmarkEnd w:id="0"/>
       <w:r>
         <w:rPr>
           <w:b/>
@@ -1409,6 +1407,11 @@
     </w:p>
     <w:p>
       <w:pPr>
+        <w:jc w:val="center"/>
+      </w:pPr>
+    </w:p>
+    <w:p>
+      <w:pPr>
         <w:pStyle w:val="2"/>
         <w:ind w:left="708" w:firstLine="1"/>
         <w:rPr>
@@ -1429,6 +1432,11 @@
       <w:r>
         <w:t>Пример 1: Сложение чисел 25 и 6</w:t>
       </w:r>
+    </w:p>
+    <w:p>
+      <w:pPr>
+        <w:pStyle w:val="a0"/>
+      </w:pPr>
     </w:p>
     <w:p>
       <w:pPr>
@@ -1489,11 +1497,23 @@
     <w:p>
       <w:pPr>
         <w:pStyle w:val="a0"/>
+        <w:jc w:val="center"/>
+      </w:pPr>
+    </w:p>
+    <w:p>
+      <w:pPr>
+        <w:pStyle w:val="a0"/>
         <w:jc w:val="left"/>
       </w:pPr>
       <w:r>
         <w:t>Пример 2: Сложение чисел 15 и 10</w:t>
       </w:r>
+    </w:p>
+    <w:p>
+      <w:pPr>
+        <w:pStyle w:val="a0"/>
+        <w:jc w:val="left"/>
+      </w:pPr>
     </w:p>
     <w:p>
       <w:pPr>
@@ -1581,8 +1601,22 @@
         <w:jc w:val="left"/>
       </w:pPr>
       <w:r>
-        <w:lastRenderedPageBreak/>
         <w:t>Пример 3: Сложение чисел 33 и 0</w:t>
+      </w:r>
+    </w:p>
+    <w:p>
+      <w:pPr>
+        <w:pStyle w:val="a0"/>
+        <w:jc w:val="left"/>
+        <w:rPr>
+          <w:lang w:val="en-US"/>
+        </w:rPr>
+      </w:pPr>
+      <w:r>
+        <w:rPr>
+          <w:lang w:val="en-US"/>
+        </w:rPr>
+        <w:t xml:space="preserve"> </w:t>
       </w:r>
     </w:p>
     <w:p>
@@ -1640,6 +1674,8 @@
       <w:r>
         <w:t>Рисунок 5 – Пример 3</w:t>
       </w:r>
+      <w:bookmarkStart w:id="0" w:name="_GoBack"/>
+      <w:bookmarkEnd w:id="0"/>
     </w:p>
     <w:p>
       <w:pPr>
